--- a/output/足寄町企画提案書_目次再構成版.docx
+++ b/output/足寄町企画提案書_目次再構成版.docx
@@ -1254,7 +1254,7 @@
           <w:szCs w:val="20"/>
           <w:color w:val="404040"/>
         </w:rPr>
-        <w:t xml:space="preserve">　（６）新たに追加を検討する調査項目</w:t>
+        <w:t xml:space="preserve">　（６）新たに追加を検討する調査項目（新設14問）</w:t>
       </w:r>
       <w:r>
         <w:rPr>
@@ -1660,7 +1660,7 @@
           <w:sz w:val="21"/>
           <w:szCs w:val="21"/>
         </w:rPr>
-        <w:t xml:space="preserve">8．類似実績と十勝管内の状況把握</w:t>
+        <w:t xml:space="preserve">8．類似実績と足寄町・十勝管内の地域理解</w:t>
       </w:r>
       <w:r>
         <w:rPr>
@@ -3214,10 +3214,13 @@
       <w:r>
         <w:rPr>
           <w:rFonts w:ascii="Yu Gothic" w:cs="Yu Gothic" w:eastAsia="Yu Gothic" w:hAnsi="Yu Gothic"/>
-          <w:sz w:val="20"/>
-          <w:szCs w:val="20"/>
-        </w:rPr>
-        <w:t xml:space="preserve">本章では、現行4計画の全体像と次期計画期間の見通しを整理したうえで、足寄町の基礎的な地域データ、前回計画、前回アンケート調査のそれぞれについて到達点と課題を評価します。ここで特定した課題が、4章の調査設計にそのままつながる構成としています。</w:t>
+          <w:b/>
+          <w:bCs/>
+          <w:color w:val="1F4E78"/>
+          <w:sz w:val="20"/>
+          <w:szCs w:val="20"/>
+        </w:rPr>
+        <w:t xml:space="preserve">一言で言うと：前回の計画と前回のアンケート調査を、それぞれ何がどこまでできていたのかという観点で点検し、第3期計画で手当てすべき課題を6つの領域に整理して、4章の調査設計に引き渡す章です。</w:t>
       </w:r>
     </w:p>
     <w:p>
@@ -8257,7 +8260,7 @@
           <w:sz w:val="22"/>
           <w:szCs w:val="22"/>
         </w:rPr>
-        <w:t xml:space="preserve">（６）新たに追加を検討する調査項目</w:t>
+        <w:t xml:space="preserve">（６）新たに追加を検討する調査項目（新設14問）</w:t>
       </w:r>
       <w:bookmarkEnd w:id="916"/>
     </w:p>
@@ -15956,7 +15959,7 @@
           <w:sz w:val="28"/>
           <w:szCs w:val="28"/>
         </w:rPr>
-        <w:t xml:space="preserve">8. 類似実績と十勝管内の状況把握</w:t>
+        <w:t xml:space="preserve">8. 類似実績と足寄町・十勝管内の地域理解</w:t>
       </w:r>
       <w:bookmarkEnd w:id="922"/>
     </w:p>

--- a/output/足寄町企画提案書_目次再構成版.docx
+++ b/output/足寄町企画提案書_目次再構成版.docx
@@ -2417,7 +2417,7 @@
           <w:sz w:val="20"/>
           <w:szCs w:val="20"/>
         </w:rPr>
-        <w:t xml:space="preserve">・障がい者アンケート調査の実施　→　4章（４）〜（７）</w:t>
+        <w:t xml:space="preserve">・障がい者アンケート調査の実施　→　4章（１）・（３）〜（７）</w:t>
       </w:r>
     </w:p>
     <w:p>
@@ -2459,7 +2459,7 @@
           <w:sz w:val="20"/>
           <w:szCs w:val="20"/>
         </w:rPr>
-        <w:t xml:space="preserve">・成果品　→　アンケート調査報告書、関係団体等調査及び庁内関係課調査のとりまとめ資料、計画策定委員会等の運営支援に係る資料（履行期限：令和8年12月28日）</w:t>
+        <w:t xml:space="preserve">・成果品　→　アンケート調査報告書、関係団体等調査及び庁内関係課調査のとりまとめ資料（履行期限：令和8年12月28日）</w:t>
       </w:r>
     </w:p>
     <w:p>
@@ -9826,7 +9826,7 @@
                 <w:sz w:val="18"/>
                 <w:szCs w:val="18"/>
               </w:rPr>
-              <w:t xml:space="preserve">令和9年4月からの制度移行（就労系サービス利用時のアセスメント原則化）に備えた実態把握。S-8と同じ分岐条件（就労中または就労意向のある方）に連動させ、無回答の再発を防ぐ</w:t>
+              <w:t xml:space="preserve">令和9年4月からの制度移行（就労系サービス利用時のアセスメント原則化）に備えた実態把握。（７）②で修正する就労関連設問と同じ分岐条件（就労中または就労意向のある方）に連動させ、無回答の再発を防ぐ</w:t>
             </w:r>
           </w:p>
         </w:tc>

--- a/output/足寄町企画提案書_目次再構成版.docx
+++ b/output/足寄町企画提案書_目次再構成版.docx
@@ -803,7 +803,7 @@
           <w:szCs w:val="20"/>
           <w:color w:val="404040"/>
         </w:rPr>
-        <w:t>5</w:t>
+        <w:t>6</w:t>
       </w:r>
       <w:r>
         <w:rPr>
@@ -868,7 +868,7 @@
           <w:sz w:val="21"/>
           <w:szCs w:val="21"/>
         </w:rPr>
-        <w:t>6</w:t>
+        <w:t>7</w:t>
       </w:r>
       <w:r>
         <w:rPr>
@@ -939,7 +939,7 @@
           <w:szCs w:val="20"/>
           <w:color w:val="404040"/>
         </w:rPr>
-        <w:t>6</w:t>
+        <w:t>7</w:t>
       </w:r>
       <w:r>
         <w:rPr>
@@ -1011,7 +1011,7 @@
           <w:szCs w:val="20"/>
           <w:color w:val="404040"/>
         </w:rPr>
-        <w:t>6</w:t>
+        <w:t>7</w:t>
       </w:r>
       <w:r>
         <w:rPr>
@@ -1083,7 +1083,7 @@
           <w:szCs w:val="20"/>
           <w:color w:val="404040"/>
         </w:rPr>
-        <w:t>6</w:t>
+        <w:t>7</w:t>
       </w:r>
       <w:r>
         <w:rPr>
@@ -1155,7 +1155,7 @@
           <w:szCs w:val="20"/>
           <w:color w:val="404040"/>
         </w:rPr>
-        <w:t>7</w:t>
+        <w:t>8</w:t>
       </w:r>
       <w:r>
         <w:rPr>
@@ -1227,7 +1227,7 @@
           <w:szCs w:val="20"/>
           <w:color w:val="404040"/>
         </w:rPr>
-        <w:t>8</w:t>
+        <w:t>9</w:t>
       </w:r>
       <w:r>
         <w:rPr>
@@ -1299,7 +1299,7 @@
           <w:szCs w:val="20"/>
           <w:color w:val="404040"/>
         </w:rPr>
-        <w:t>8</w:t>
+        <w:t>9</w:t>
       </w:r>
       <w:r>
         <w:rPr>
@@ -1371,7 +1371,7 @@
           <w:szCs w:val="20"/>
           <w:color w:val="404040"/>
         </w:rPr>
-        <w:t>9</w:t>
+        <w:t>10</w:t>
       </w:r>
       <w:r>
         <w:rPr>
@@ -1443,7 +1443,7 @@
           <w:szCs w:val="20"/>
           <w:color w:val="404040"/>
         </w:rPr>
-        <w:t>10</w:t>
+        <w:t>11</w:t>
       </w:r>
       <w:r>
         <w:rPr>
@@ -1508,7 +1508,7 @@
           <w:sz w:val="21"/>
           <w:szCs w:val="21"/>
         </w:rPr>
-        <w:t>11</w:t>
+        <w:t>12</w:t>
       </w:r>
       <w:r>
         <w:rPr>
@@ -1572,7 +1572,7 @@
           <w:sz w:val="21"/>
           <w:szCs w:val="21"/>
         </w:rPr>
-        <w:t>13</w:t>
+        <w:t>14</w:t>
       </w:r>
       <w:r>
         <w:rPr>
@@ -1636,7 +1636,7 @@
           <w:sz w:val="21"/>
           <w:szCs w:val="21"/>
         </w:rPr>
-        <w:t>15</w:t>
+        <w:t>16</w:t>
       </w:r>
       <w:r>
         <w:rPr>
@@ -1700,7 +1700,7 @@
           <w:sz w:val="21"/>
           <w:szCs w:val="21"/>
         </w:rPr>
-        <w:t>16</w:t>
+        <w:t>17</w:t>
       </w:r>
       <w:r>
         <w:rPr>
@@ -1764,7 +1764,7 @@
           <w:sz w:val="21"/>
           <w:szCs w:val="21"/>
         </w:rPr>
-        <w:t>17</w:t>
+        <w:t>18</w:t>
       </w:r>
       <w:r>
         <w:rPr>
@@ -2477,12 +2477,8 @@
       </w:r>
     </w:p>
     <w:p>
-      <w:r>
-        <w:br w:type="page"/>
-      </w:r>
-    </w:p>
-    <w:p>
-      <w:pPr>
+      <w:pPr>
+        <w:pageBreakBefore/>
         <w:pBdr>
           <w:bottom w:val="single" w:color="1F4E78" w:sz="6" w:space="4"/>
         </w:pBdr>
@@ -3181,12 +3177,8 @@
       </w:tr>
     </w:tbl>
     <w:p>
-      <w:r>
-        <w:br w:type="page"/>
-      </w:r>
-    </w:p>
-    <w:p>
-      <w:pPr>
+      <w:pPr>
+        <w:pageBreakBefore/>
         <w:pBdr>
           <w:bottom w:val="single" w:color="1F4E78" w:sz="6" w:space="4"/>
         </w:pBdr>
@@ -6110,6 +6102,583 @@
     </w:p>
     <w:p>
       <w:pPr>
+        <w:spacing w:after="80" w:before="140"/>
+      </w:pPr>
+      <w:r>
+        <w:rPr>
+          <w:rFonts w:ascii="Yu Gothic" w:cs="Yu Gothic" w:eastAsia="Yu Gothic" w:hAnsi="Yu Gothic"/>
+          <w:b/>
+          <w:bCs/>
+          <w:color w:val="1F4E78"/>
+          <w:sz w:val="20"/>
+          <w:szCs w:val="20"/>
+        </w:rPr>
+        <w:t xml:space="preserve">■回答者構成の偏りが集計値に与える影響（当社による試算）</w:t>
+      </w:r>
+    </w:p>
+    <w:p>
+      <w:pPr>
+        <w:spacing w:after="140" w:line="300"/>
+        <w:jc w:val="left"/>
+      </w:pPr>
+      <w:r>
+        <w:rPr>
+          <w:rFonts w:ascii="Yu Gothic" w:cs="Yu Gothic" w:eastAsia="Yu Gothic" w:hAnsi="Yu Gothic"/>
+          <w:sz w:val="20"/>
+          <w:szCs w:val="20"/>
+        </w:rPr>
+        <w:t xml:space="preserve">前回の町民アンケートでは、回答者に占める70歳以上の割合が44.1%であり、18歳以上人口に占める割合（第9期足寄町高齢者保健福祉計画の人口推計からの概算で約35%）を9ポイント程度上回っています。この構成の違いが集計値にどの程度影響するかを、70歳以上と70歳未満の2区分を実際の人口構成比に補正する方法で試算しました。</w:t>
+      </w:r>
+    </w:p>
+    <w:tbl>
+      <w:tblPr>
+        <w:tblW w:type="dxa" w:w="9906"/>
+        <w:tblBorders>
+          <w:top w:val="single" w:color="auto" w:sz="4"/>
+          <w:left w:val="single" w:color="auto" w:sz="4"/>
+          <w:bottom w:val="single" w:color="auto" w:sz="4"/>
+          <w:right w:val="single" w:color="auto" w:sz="4"/>
+          <w:insideH w:val="single" w:color="auto" w:sz="4"/>
+          <w:insideV w:val="single" w:color="auto" w:sz="4"/>
+        </w:tblBorders>
+      </w:tblPr>
+      <w:tblGrid>
+        <w:gridCol w:w="4300"/>
+        <w:gridCol w:w="2100"/>
+        <w:gridCol w:w="3506"/>
+      </w:tblGrid>
+      <w:tr>
+        <w:trPr>
+          <w:tblHeader/>
+        </w:trPr>
+        <w:tc>
+          <w:tcPr>
+            <w:tcW w:type="dxa" w:w="4300"/>
+            <w:tcBorders>
+              <w:top w:val="single" w:color="BFBFBF" w:sz="4"/>
+              <w:left w:val="single" w:color="BFBFBF" w:sz="4"/>
+              <w:bottom w:val="single" w:color="BFBFBF" w:sz="4"/>
+              <w:right w:val="single" w:color="BFBFBF" w:sz="4"/>
+            </w:tcBorders>
+            <w:shd w:fill="44546A" w:val="clear"/>
+            <w:tcMar>
+              <w:top w:type="dxa" w:w="60"/>
+              <w:left w:type="dxa" w:w="100"/>
+              <w:bottom w:type="dxa" w:w="60"/>
+              <w:right w:type="dxa" w:w="100"/>
+            </w:tcMar>
+            <w:vAlign w:val="center"/>
+          </w:tcPr>
+          <w:p>
+            <w:pPr>
+              <w:jc w:val="center"/>
+            </w:pPr>
+            <w:r>
+              <w:rPr>
+                <w:rFonts w:ascii="Yu Gothic" w:cs="Yu Gothic" w:eastAsia="Yu Gothic" w:hAnsi="Yu Gothic"/>
+                <w:b/>
+                <w:bCs/>
+                <w:color w:val="FFFFFF"/>
+                <w:sz w:val="18"/>
+                <w:szCs w:val="18"/>
+              </w:rPr>
+              <w:t xml:space="preserve">設問（前回報告書）</w:t>
+            </w:r>
+          </w:p>
+        </w:tc>
+        <w:tc>
+          <w:tcPr>
+            <w:tcW w:type="dxa" w:w="2100"/>
+            <w:tcBorders>
+              <w:top w:val="single" w:color="BFBFBF" w:sz="4"/>
+              <w:left w:val="single" w:color="BFBFBF" w:sz="4"/>
+              <w:bottom w:val="single" w:color="BFBFBF" w:sz="4"/>
+              <w:right w:val="single" w:color="BFBFBF" w:sz="4"/>
+            </w:tcBorders>
+            <w:shd w:fill="44546A" w:val="clear"/>
+            <w:tcMar>
+              <w:top w:type="dxa" w:w="60"/>
+              <w:left w:type="dxa" w:w="100"/>
+              <w:bottom w:type="dxa" w:w="60"/>
+              <w:right w:type="dxa" w:w="100"/>
+            </w:tcMar>
+            <w:vAlign w:val="center"/>
+          </w:tcPr>
+          <w:p>
+            <w:pPr>
+              <w:jc w:val="center"/>
+            </w:pPr>
+            <w:r>
+              <w:rPr>
+                <w:rFonts w:ascii="Yu Gothic" w:cs="Yu Gothic" w:eastAsia="Yu Gothic" w:hAnsi="Yu Gothic"/>
+                <w:b/>
+                <w:bCs/>
+                <w:color w:val="FFFFFF"/>
+                <w:sz w:val="18"/>
+                <w:szCs w:val="18"/>
+              </w:rPr>
+              <w:t xml:space="preserve">報告書の値</w:t>
+            </w:r>
+          </w:p>
+        </w:tc>
+        <w:tc>
+          <w:tcPr>
+            <w:tcW w:type="dxa" w:w="3506"/>
+            <w:tcBorders>
+              <w:top w:val="single" w:color="BFBFBF" w:sz="4"/>
+              <w:left w:val="single" w:color="BFBFBF" w:sz="4"/>
+              <w:bottom w:val="single" w:color="BFBFBF" w:sz="4"/>
+              <w:right w:val="single" w:color="BFBFBF" w:sz="4"/>
+            </w:tcBorders>
+            <w:shd w:fill="44546A" w:val="clear"/>
+            <w:tcMar>
+              <w:top w:type="dxa" w:w="60"/>
+              <w:left w:type="dxa" w:w="100"/>
+              <w:bottom w:type="dxa" w:w="60"/>
+              <w:right w:type="dxa" w:w="100"/>
+            </w:tcMar>
+            <w:vAlign w:val="center"/>
+          </w:tcPr>
+          <w:p>
+            <w:pPr>
+              <w:jc w:val="center"/>
+            </w:pPr>
+            <w:r>
+              <w:rPr>
+                <w:rFonts w:ascii="Yu Gothic" w:cs="Yu Gothic" w:eastAsia="Yu Gothic" w:hAnsi="Yu Gothic"/>
+                <w:b/>
+                <w:bCs/>
+                <w:color w:val="FFFFFF"/>
+                <w:sz w:val="18"/>
+                <w:szCs w:val="18"/>
+              </w:rPr>
+              <w:t xml:space="preserve">人口構成比で補正した推計値</w:t>
+            </w:r>
+          </w:p>
+        </w:tc>
+      </w:tr>
+      <w:tr>
+        <w:tc>
+          <w:tcPr>
+            <w:tcW w:type="dxa" w:w="4300"/>
+            <w:tcBorders>
+              <w:top w:val="single" w:color="BFBFBF" w:sz="4"/>
+              <w:left w:val="single" w:color="BFBFBF" w:sz="4"/>
+              <w:bottom w:val="single" w:color="BFBFBF" w:sz="4"/>
+              <w:right w:val="single" w:color="BFBFBF" w:sz="4"/>
+            </w:tcBorders>
+            <w:tcMar>
+              <w:top w:type="dxa" w:w="60"/>
+              <w:left w:type="dxa" w:w="100"/>
+              <w:bottom w:type="dxa" w:w="60"/>
+              <w:right w:type="dxa" w:w="100"/>
+            </w:tcMar>
+            <w:vAlign w:val="center"/>
+          </w:tcPr>
+          <w:p>
+            <w:pPr>
+              <w:spacing w:after="20"/>
+              <w:jc w:val="left"/>
+            </w:pPr>
+            <w:r>
+              <w:rPr>
+                <w:rFonts w:ascii="Yu Gothic" w:cs="Yu Gothic" w:eastAsia="Yu Gothic" w:hAnsi="Yu Gothic"/>
+                <w:b w:val="false"/>
+                <w:bCs w:val="false"/>
+                <w:sz w:val="18"/>
+                <w:szCs w:val="18"/>
+              </w:rPr>
+              <w:t xml:space="preserve">民生委員・児童委員を知っている</w:t>
+            </w:r>
+          </w:p>
+        </w:tc>
+        <w:tc>
+          <w:tcPr>
+            <w:tcW w:type="dxa" w:w="2100"/>
+            <w:tcBorders>
+              <w:top w:val="single" w:color="BFBFBF" w:sz="4"/>
+              <w:left w:val="single" w:color="BFBFBF" w:sz="4"/>
+              <w:bottom w:val="single" w:color="BFBFBF" w:sz="4"/>
+              <w:right w:val="single" w:color="BFBFBF" w:sz="4"/>
+            </w:tcBorders>
+            <w:tcMar>
+              <w:top w:type="dxa" w:w="60"/>
+              <w:left w:type="dxa" w:w="100"/>
+              <w:bottom w:type="dxa" w:w="60"/>
+              <w:right w:type="dxa" w:w="100"/>
+            </w:tcMar>
+            <w:vAlign w:val="center"/>
+          </w:tcPr>
+          <w:p>
+            <w:pPr>
+              <w:spacing w:after="20"/>
+              <w:jc w:val="left"/>
+            </w:pPr>
+            <w:r>
+              <w:rPr>
+                <w:rFonts w:ascii="Yu Gothic" w:cs="Yu Gothic" w:eastAsia="Yu Gothic" w:hAnsi="Yu Gothic"/>
+                <w:b w:val="false"/>
+                <w:bCs w:val="false"/>
+                <w:sz w:val="18"/>
+                <w:szCs w:val="18"/>
+              </w:rPr>
+              <w:t xml:space="preserve">59.7%</w:t>
+            </w:r>
+          </w:p>
+        </w:tc>
+        <w:tc>
+          <w:tcPr>
+            <w:tcW w:type="dxa" w:w="3506"/>
+            <w:tcBorders>
+              <w:top w:val="single" w:color="BFBFBF" w:sz="4"/>
+              <w:left w:val="single" w:color="BFBFBF" w:sz="4"/>
+              <w:bottom w:val="single" w:color="BFBFBF" w:sz="4"/>
+              <w:right w:val="single" w:color="BFBFBF" w:sz="4"/>
+            </w:tcBorders>
+            <w:tcMar>
+              <w:top w:type="dxa" w:w="60"/>
+              <w:left w:type="dxa" w:w="100"/>
+              <w:bottom w:type="dxa" w:w="60"/>
+              <w:right w:type="dxa" w:w="100"/>
+            </w:tcMar>
+            <w:vAlign w:val="center"/>
+          </w:tcPr>
+          <w:p>
+            <w:pPr>
+              <w:spacing w:after="20"/>
+              <w:jc w:val="left"/>
+            </w:pPr>
+            <w:r>
+              <w:rPr>
+                <w:rFonts w:ascii="Yu Gothic" w:cs="Yu Gothic" w:eastAsia="Yu Gothic" w:hAnsi="Yu Gothic"/>
+                <w:b w:val="false"/>
+                <w:bCs w:val="false"/>
+                <w:sz w:val="18"/>
+                <w:szCs w:val="18"/>
+              </w:rPr>
+              <w:t xml:space="preserve">56.1%（−3.6ポイント）</w:t>
+            </w:r>
+          </w:p>
+        </w:tc>
+      </w:tr>
+      <w:tr>
+        <w:tc>
+          <w:tcPr>
+            <w:tcW w:type="dxa" w:w="4300"/>
+            <w:tcBorders>
+              <w:top w:val="single" w:color="BFBFBF" w:sz="4"/>
+              <w:left w:val="single" w:color="BFBFBF" w:sz="4"/>
+              <w:bottom w:val="single" w:color="BFBFBF" w:sz="4"/>
+              <w:right w:val="single" w:color="BFBFBF" w:sz="4"/>
+            </w:tcBorders>
+            <w:shd w:fill="F2F2F2" w:val="clear"/>
+            <w:tcMar>
+              <w:top w:type="dxa" w:w="60"/>
+              <w:left w:type="dxa" w:w="100"/>
+              <w:bottom w:type="dxa" w:w="60"/>
+              <w:right w:type="dxa" w:w="100"/>
+            </w:tcMar>
+            <w:vAlign w:val="center"/>
+          </w:tcPr>
+          <w:p>
+            <w:pPr>
+              <w:spacing w:after="20"/>
+              <w:jc w:val="left"/>
+            </w:pPr>
+            <w:r>
+              <w:rPr>
+                <w:rFonts w:ascii="Yu Gothic" w:cs="Yu Gothic" w:eastAsia="Yu Gothic" w:hAnsi="Yu Gothic"/>
+                <w:b w:val="false"/>
+                <w:bCs w:val="false"/>
+                <w:sz w:val="18"/>
+                <w:szCs w:val="18"/>
+              </w:rPr>
+              <w:t xml:space="preserve">暮らしやすいと思う</w:t>
+            </w:r>
+          </w:p>
+        </w:tc>
+        <w:tc>
+          <w:tcPr>
+            <w:tcW w:type="dxa" w:w="2100"/>
+            <w:tcBorders>
+              <w:top w:val="single" w:color="BFBFBF" w:sz="4"/>
+              <w:left w:val="single" w:color="BFBFBF" w:sz="4"/>
+              <w:bottom w:val="single" w:color="BFBFBF" w:sz="4"/>
+              <w:right w:val="single" w:color="BFBFBF" w:sz="4"/>
+            </w:tcBorders>
+            <w:shd w:fill="F2F2F2" w:val="clear"/>
+            <w:tcMar>
+              <w:top w:type="dxa" w:w="60"/>
+              <w:left w:type="dxa" w:w="100"/>
+              <w:bottom w:type="dxa" w:w="60"/>
+              <w:right w:type="dxa" w:w="100"/>
+            </w:tcMar>
+            <w:vAlign w:val="center"/>
+          </w:tcPr>
+          <w:p>
+            <w:pPr>
+              <w:spacing w:after="20"/>
+              <w:jc w:val="left"/>
+            </w:pPr>
+            <w:r>
+              <w:rPr>
+                <w:rFonts w:ascii="Yu Gothic" w:cs="Yu Gothic" w:eastAsia="Yu Gothic" w:hAnsi="Yu Gothic"/>
+                <w:b w:val="false"/>
+                <w:bCs w:val="false"/>
+                <w:sz w:val="18"/>
+                <w:szCs w:val="18"/>
+              </w:rPr>
+              <w:t xml:space="preserve">63.8%</w:t>
+            </w:r>
+          </w:p>
+        </w:tc>
+        <w:tc>
+          <w:tcPr>
+            <w:tcW w:type="dxa" w:w="3506"/>
+            <w:tcBorders>
+              <w:top w:val="single" w:color="BFBFBF" w:sz="4"/>
+              <w:left w:val="single" w:color="BFBFBF" w:sz="4"/>
+              <w:bottom w:val="single" w:color="BFBFBF" w:sz="4"/>
+              <w:right w:val="single" w:color="BFBFBF" w:sz="4"/>
+            </w:tcBorders>
+            <w:shd w:fill="F2F2F2" w:val="clear"/>
+            <w:tcMar>
+              <w:top w:type="dxa" w:w="60"/>
+              <w:left w:type="dxa" w:w="100"/>
+              <w:bottom w:type="dxa" w:w="60"/>
+              <w:right w:type="dxa" w:w="100"/>
+            </w:tcMar>
+            <w:vAlign w:val="center"/>
+          </w:tcPr>
+          <w:p>
+            <w:pPr>
+              <w:spacing w:after="20"/>
+              <w:jc w:val="left"/>
+            </w:pPr>
+            <w:r>
+              <w:rPr>
+                <w:rFonts w:ascii="Yu Gothic" w:cs="Yu Gothic" w:eastAsia="Yu Gothic" w:hAnsi="Yu Gothic"/>
+                <w:b w:val="false"/>
+                <w:bCs w:val="false"/>
+                <w:sz w:val="18"/>
+                <w:szCs w:val="18"/>
+              </w:rPr>
+              <w:t xml:space="preserve">63.1%（−0.7ポイント）</w:t>
+            </w:r>
+          </w:p>
+        </w:tc>
+      </w:tr>
+      <w:tr>
+        <w:tc>
+          <w:tcPr>
+            <w:tcW w:type="dxa" w:w="4300"/>
+            <w:tcBorders>
+              <w:top w:val="single" w:color="BFBFBF" w:sz="4"/>
+              <w:left w:val="single" w:color="BFBFBF" w:sz="4"/>
+              <w:bottom w:val="single" w:color="BFBFBF" w:sz="4"/>
+              <w:right w:val="single" w:color="BFBFBF" w:sz="4"/>
+            </w:tcBorders>
+            <w:tcMar>
+              <w:top w:type="dxa" w:w="60"/>
+              <w:left w:type="dxa" w:w="100"/>
+              <w:bottom w:type="dxa" w:w="60"/>
+              <w:right w:type="dxa" w:w="100"/>
+            </w:tcMar>
+            <w:vAlign w:val="center"/>
+          </w:tcPr>
+          <w:p>
+            <w:pPr>
+              <w:spacing w:after="20"/>
+              <w:jc w:val="left"/>
+            </w:pPr>
+            <w:r>
+              <w:rPr>
+                <w:rFonts w:ascii="Yu Gothic" w:cs="Yu Gothic" w:eastAsia="Yu Gothic" w:hAnsi="Yu Gothic"/>
+                <w:b w:val="false"/>
+                <w:bCs w:val="false"/>
+                <w:sz w:val="18"/>
+                <w:szCs w:val="18"/>
+              </w:rPr>
+              <w:t xml:space="preserve">避難場所を知らない</w:t>
+            </w:r>
+          </w:p>
+        </w:tc>
+        <w:tc>
+          <w:tcPr>
+            <w:tcW w:type="dxa" w:w="2100"/>
+            <w:tcBorders>
+              <w:top w:val="single" w:color="BFBFBF" w:sz="4"/>
+              <w:left w:val="single" w:color="BFBFBF" w:sz="4"/>
+              <w:bottom w:val="single" w:color="BFBFBF" w:sz="4"/>
+              <w:right w:val="single" w:color="BFBFBF" w:sz="4"/>
+            </w:tcBorders>
+            <w:tcMar>
+              <w:top w:type="dxa" w:w="60"/>
+              <w:left w:type="dxa" w:w="100"/>
+              <w:bottom w:type="dxa" w:w="60"/>
+              <w:right w:type="dxa" w:w="100"/>
+            </w:tcMar>
+            <w:vAlign w:val="center"/>
+          </w:tcPr>
+          <w:p>
+            <w:pPr>
+              <w:spacing w:after="20"/>
+              <w:jc w:val="left"/>
+            </w:pPr>
+            <w:r>
+              <w:rPr>
+                <w:rFonts w:ascii="Yu Gothic" w:cs="Yu Gothic" w:eastAsia="Yu Gothic" w:hAnsi="Yu Gothic"/>
+                <w:b w:val="false"/>
+                <w:bCs w:val="false"/>
+                <w:sz w:val="18"/>
+                <w:szCs w:val="18"/>
+              </w:rPr>
+              <w:t xml:space="preserve">9.4%</w:t>
+            </w:r>
+          </w:p>
+        </w:tc>
+        <w:tc>
+          <w:tcPr>
+            <w:tcW w:type="dxa" w:w="3506"/>
+            <w:tcBorders>
+              <w:top w:val="single" w:color="BFBFBF" w:sz="4"/>
+              <w:left w:val="single" w:color="BFBFBF" w:sz="4"/>
+              <w:bottom w:val="single" w:color="BFBFBF" w:sz="4"/>
+              <w:right w:val="single" w:color="BFBFBF" w:sz="4"/>
+            </w:tcBorders>
+            <w:tcMar>
+              <w:top w:type="dxa" w:w="60"/>
+              <w:left w:type="dxa" w:w="100"/>
+              <w:bottom w:type="dxa" w:w="60"/>
+              <w:right w:type="dxa" w:w="100"/>
+            </w:tcMar>
+            <w:vAlign w:val="center"/>
+          </w:tcPr>
+          <w:p>
+            <w:pPr>
+              <w:spacing w:after="20"/>
+              <w:jc w:val="left"/>
+            </w:pPr>
+            <w:r>
+              <w:rPr>
+                <w:rFonts w:ascii="Yu Gothic" w:cs="Yu Gothic" w:eastAsia="Yu Gothic" w:hAnsi="Yu Gothic"/>
+                <w:b w:val="false"/>
+                <w:bCs w:val="false"/>
+                <w:sz w:val="18"/>
+                <w:szCs w:val="18"/>
+              </w:rPr>
+              <w:t xml:space="preserve">9.9%（＋0.5ポイント）</w:t>
+            </w:r>
+          </w:p>
+        </w:tc>
+      </w:tr>
+    </w:tbl>
+    <w:p>
+      <w:pPr>
+        <w:spacing w:after="140" w:line="300"/>
+        <w:jc w:val="left"/>
+      </w:pPr>
+      <w:r>
+        <w:rPr>
+          <w:rFonts w:ascii="Yu Gothic" w:cs="Yu Gothic" w:eastAsia="Yu Gothic" w:hAnsi="Yu Gothic"/>
+          <w:sz w:val="20"/>
+          <w:szCs w:val="20"/>
+        </w:rPr>
+        <w:t xml:space="preserve">差の大きさは設問によって異なり、年代による回答の開きが大きい設問ほど影響が大きくなります。民生委員・児童委員の認知度は70歳以上が77.1%、70歳未満が44.8%と32ポイントの開きがあるため補正の影響が3.6ポイントと最も大きく、「約6割が知っている」という水準は「6割にやや届かない」に近づきます。一方、暮らしやすさのように年代による差が単調でない設問では影響は1ポイント未満にとどまり、避難場所の認知のように補正によって数値が下がる（報告書の値が実態より良く見えていた）設問もあります。第3期計画に向けては、ウェイト集計を一律に「数値が大きく変わる手法」として扱うのではなく、設問ごとに補正前後の値を確認し、差が生じた設問を明示する形をご提案します。</w:t>
+      </w:r>
+    </w:p>
+    <w:p>
+      <w:pPr>
+        <w:spacing w:after="120" w:before="40"/>
+      </w:pPr>
+      <w:r>
+        <w:rPr>
+          <w:rFonts w:ascii="Yu Gothic" w:cs="Yu Gothic" w:eastAsia="Yu Gothic" w:hAnsi="Yu Gothic"/>
+          <w:i/>
+          <w:iCs/>
+          <w:color w:val="595959"/>
+          <w:sz w:val="18"/>
+          <w:szCs w:val="18"/>
+        </w:rPr>
+        <w:t xml:space="preserve">※ この試算は、10歳刻みの人口統計を入手できていないため70歳以上／70歳未満の2区分による概算です。契約後に町からご提供いただく住民基本台帳の性・年齢別人口を用い、4章（３）の設計により精緻化します。</w:t>
+      </w:r>
+    </w:p>
+    <w:p>
+      <w:pPr>
+        <w:spacing w:after="80" w:before="140"/>
+      </w:pPr>
+      <w:r>
+        <w:rPr>
+          <w:rFonts w:ascii="Yu Gothic" w:cs="Yu Gothic" w:eastAsia="Yu Gothic" w:hAnsi="Yu Gothic"/>
+          <w:b/>
+          <w:bCs/>
+          <w:color w:val="1F4E78"/>
+          <w:sz w:val="20"/>
+          <w:szCs w:val="20"/>
+        </w:rPr>
+        <w:t xml:space="preserve">■回答数が少ない集計単位の取扱い</w:t>
+      </w:r>
+    </w:p>
+    <w:p>
+      <w:pPr>
+        <w:spacing w:after="140" w:line="300"/>
+        <w:jc w:val="left"/>
+      </w:pPr>
+      <w:r>
+        <w:rPr>
+          <w:rFonts w:ascii="Yu Gothic" w:cs="Yu Gothic" w:eastAsia="Yu Gothic" w:hAnsi="Yu Gothic"/>
+          <w:sz w:val="20"/>
+          <w:szCs w:val="20"/>
+        </w:rPr>
+        <w:t xml:space="preserve">地区別・年代別に細分化した数値は、回答数が少ないため単独では施策の根拠になりません。前回報告書の「螺湾小学校区では“暮らしやすいと思う”が74.3%と他の地区に比べて高い」という記述は、回答数35に対する95%信頼区間が±15ポイント程度であり、全体（63.8%）との10.5ポイントの差は統計的に有意とはいえません。30歳代の民生委員・児童委員の認知度20.5%（回答数39）も、区間は8%〜33%程度に広がります。第3期計画では、こうした細分値に信頼区間を併記し、有意差の有無を明示したうえで記述することをご提案します。</w:t>
+      </w:r>
+    </w:p>
+    <w:p>
+      <w:pPr>
+        <w:spacing w:after="140" w:line="300"/>
+        <w:jc w:val="left"/>
+      </w:pPr>
+      <w:r>
+        <w:rPr>
+          <w:rFonts w:ascii="Yu Gothic" w:cs="Yu Gothic" w:eastAsia="Yu Gothic" w:hAnsi="Yu Gothic"/>
+          <w:sz w:val="20"/>
+          <w:szCs w:val="20"/>
+        </w:rPr>
+        <w:t xml:space="preserve">同時に、全体値だけを見ていると見えにくい論点があることも確認できました。10・20歳代は「避難場所を知らない」が22.9%（全体9.4%）、前回報告書自身が記載するとおり「ほとんど近所付き合いがない」が22.9%（全体4.6%）と高く、いずれも回答数が少ないため断定はできないものの、若年層への周知と孤立防止という第3期計画の検討材料になります。</w:t>
+      </w:r>
+    </w:p>
+    <w:p>
+      <w:pPr>
+        <w:spacing w:after="80" w:before="140"/>
+      </w:pPr>
+      <w:r>
+        <w:rPr>
+          <w:rFonts w:ascii="Yu Gothic" w:cs="Yu Gothic" w:eastAsia="Yu Gothic" w:hAnsi="Yu Gothic"/>
+          <w:b/>
+          <w:bCs/>
+          <w:color w:val="1F4E78"/>
+          <w:sz w:val="20"/>
+          <w:szCs w:val="20"/>
+        </w:rPr>
+        <w:t xml:space="preserve">■障がい者アンケートにおける手帳種別の偏り</w:t>
+      </w:r>
+    </w:p>
+    <w:p>
+      <w:pPr>
+        <w:spacing w:after="140" w:line="300"/>
+        <w:jc w:val="left"/>
+      </w:pPr>
+      <w:r>
+        <w:rPr>
+          <w:rFonts w:ascii="Yu Gothic" w:cs="Yu Gothic" w:eastAsia="Yu Gothic" w:hAnsi="Yu Gothic"/>
+          <w:sz w:val="20"/>
+          <w:szCs w:val="20"/>
+        </w:rPr>
+        <w:t xml:space="preserve">障がい者アンケートについては、回答者の年齢構成は手帳所持者全体と大きくは違いません（65歳以上の割合は回答者65.1%に対し手帳所持者68.8%）。一方で手帳種別の構成には差があります。療育手帳所持者は3手帳所持者の14.4%（66人／459人）を占めますが、集計に反映される割合は7〜8%程度にとどまり、意見の反映度が実質的に半分程度になっています。障がい児支援に関する目標設定の基礎データとなる部分であるため、次期計画に向けては、4章（４）でお示しする手帳種別による無回答調整ウェイトが特に重要になります。</w:t>
+      </w:r>
+    </w:p>
+    <w:p>
+      <w:pPr>
         <w:spacing w:after="100" w:before="220"/>
       </w:pPr>
       <w:bookmarkStart w:id="909" w:name="_Toc_s3_7"/>
@@ -6902,12 +7471,8 @@
       </w:tr>
     </w:tbl>
     <w:p>
-      <w:r>
-        <w:br w:type="page"/>
-      </w:r>
-    </w:p>
-    <w:p>
-      <w:pPr>
+      <w:pPr>
+        <w:pageBreakBefore/>
         <w:pBdr>
           <w:bottom w:val="single" w:color="1F4E78" w:sz="6" w:space="4"/>
         </w:pBdr>
@@ -8086,6 +8651,20 @@
     </w:p>
     <w:p>
       <w:pPr>
+        <w:spacing w:after="140" w:line="300"/>
+        <w:jc w:val="left"/>
+      </w:pPr>
+      <w:r>
+        <w:rPr>
+          <w:rFonts w:ascii="Yu Gothic" w:cs="Yu Gothic" w:eastAsia="Yu Gothic" w:hAnsi="Yu Gothic"/>
+          <w:sz w:val="20"/>
+          <w:szCs w:val="20"/>
+        </w:rPr>
+        <w:t xml:space="preserve">あわせて、地区別・年代別など回答数が少ないセルについては信頼区間を併記し、統計的に有意といえない差を地域特性・年代特性として断定しないという編集基準を、報告書の作成基準としてあらかじめ設定します。3章（６）でお示しした回答数35〜39の地区別・年代別の値が、これに該当します。</w:t>
+      </w:r>
+    </w:p>
+    <w:p>
+      <w:pPr>
         <w:spacing w:after="100" w:before="220"/>
       </w:pPr>
       <w:bookmarkStart w:id="914" w:name="_Toc_s4_4"/>
@@ -8113,7 +8692,7 @@
           <w:sz w:val="20"/>
           <w:szCs w:val="20"/>
         </w:rPr>
-        <w:t xml:space="preserve">身体障害者手帳・療育手帳・精神保健福祉手帳所持者の延べ人数は459人（令和5年12月末、手帳種別ごとの単純合計）です。複数の手帳を併せ持つ方がいる場合、実人数は459人を下回る可能性があるため、最新の名簿で重複を除いた実人数を確認したうえで、500票が悉皆に近い規模かどうかを判断します。実人数が500人を大きく下回る場合は抽出ウェイトは不要となる一方、いずれの場合も手帳種別による回収率の差を補正する無回答調整ウェイトの活用が有効です。あわせて、単一の調査票の中で以下の工夫を行い、より多くの当事者の声を反映できる設計とします。</w:t>
+        <w:t xml:space="preserve">身体障害者手帳・療育手帳・精神保健福祉手帳所持者の延べ人数は459人（令和5年12月末、手帳種別ごとの単純合計）です。複数の手帳を併せ持つ方がいる場合、実人数は459人を下回る可能性があるため、最新の名簿で重複を除いた実人数を確認したうえで、500票が悉皆に近い規模かどうかを判断します。実人数が500人を大きく下回る場合は抽出ウェイトは不要となる一方、いずれの場合も手帳種別による回収率の差を補正する無回答調整ウェイトの活用が有効です（3章（６）のとおり、前回調査では療育手帳所持者の反映度が実質的に半分程度にとどまっていました）。あわせて、単一の調査票の中で以下の工夫を行い、より多くの当事者の声を反映できる設計とします。</w:t>
       </w:r>
     </w:p>
     <w:p>
@@ -12210,12 +12789,8 @@
       </w:tr>
     </w:tbl>
     <w:p>
-      <w:r>
-        <w:br w:type="page"/>
-      </w:r>
-    </w:p>
-    <w:p>
-      <w:pPr>
+      <w:pPr>
+        <w:pageBreakBefore/>
         <w:pBdr>
           <w:bottom w:val="single" w:color="1F4E78" w:sz="6" w:space="4"/>
         </w:pBdr>
@@ -13230,12 +13805,8 @@
       </w:r>
     </w:p>
     <w:p>
-      <w:r>
-        <w:br w:type="page"/>
-      </w:r>
-    </w:p>
-    <w:p>
-      <w:pPr>
+      <w:pPr>
+        <w:pageBreakBefore/>
         <w:pBdr>
           <w:bottom w:val="single" w:color="1F4E78" w:sz="6" w:space="4"/>
         </w:pBdr>
@@ -15648,12 +16219,8 @@
       </w:r>
     </w:p>
     <w:p>
-      <w:r>
-        <w:br w:type="page"/>
-      </w:r>
-    </w:p>
-    <w:p>
-      <w:pPr>
+      <w:pPr>
+        <w:pageBreakBefore/>
         <w:pBdr>
           <w:bottom w:val="single" w:color="1F4E78" w:sz="6" w:space="4"/>
         </w:pBdr>
@@ -15938,12 +16505,8 @@
       </w:r>
     </w:p>
     <w:p>
-      <w:r>
-        <w:br w:type="page"/>
-      </w:r>
-    </w:p>
-    <w:p>
-      <w:pPr>
+      <w:pPr>
+        <w:pageBreakBefore/>
         <w:pBdr>
           <w:bottom w:val="single" w:color="1F4E78" w:sz="6" w:space="4"/>
         </w:pBdr>
@@ -16094,12 +16657,8 @@
       </w:r>
     </w:p>
     <w:p>
-      <w:r>
-        <w:br w:type="page"/>
-      </w:r>
-    </w:p>
-    <w:p>
-      <w:pPr>
+      <w:pPr>
+        <w:pageBreakBefore/>
         <w:pBdr>
           <w:bottom w:val="single" w:color="1F4E78" w:sz="6" w:space="4"/>
         </w:pBdr>

--- a/output/足寄町企画提案書_目次再構成版.docx
+++ b/output/足寄町企画提案書_目次再構成版.docx
@@ -300,7 +300,7 @@
           <w:sz w:val="21"/>
           <w:szCs w:val="21"/>
         </w:rPr>
-        <w:t>3</w:t>
+        <w:t>4</w:t>
       </w:r>
       <w:r>
         <w:rPr>
@@ -371,7 +371,7 @@
           <w:szCs w:val="20"/>
           <w:color w:val="404040"/>
         </w:rPr>
-        <w:t>3</w:t>
+        <w:t>4</w:t>
       </w:r>
       <w:r>
         <w:rPr>
@@ -443,7 +443,7 @@
           <w:szCs w:val="20"/>
           <w:color w:val="404040"/>
         </w:rPr>
-        <w:t>3</w:t>
+        <w:t>4</w:t>
       </w:r>
       <w:r>
         <w:rPr>
@@ -515,7 +515,7 @@
           <w:szCs w:val="20"/>
           <w:color w:val="404040"/>
         </w:rPr>
-        <w:t>3</w:t>
+        <w:t>5</w:t>
       </w:r>
       <w:r>
         <w:rPr>
@@ -587,7 +587,7 @@
           <w:szCs w:val="20"/>
           <w:color w:val="404040"/>
         </w:rPr>
-        <w:t>4</w:t>
+        <w:t>5</w:t>
       </w:r>
       <w:r>
         <w:rPr>
@@ -659,7 +659,7 @@
           <w:szCs w:val="20"/>
           <w:color w:val="404040"/>
         </w:rPr>
-        <w:t>4</w:t>
+        <w:t>6</w:t>
       </w:r>
       <w:r>
         <w:rPr>
@@ -731,7 +731,7 @@
           <w:szCs w:val="20"/>
           <w:color w:val="404040"/>
         </w:rPr>
-        <w:t>4</w:t>
+        <w:t>6</w:t>
       </w:r>
       <w:r>
         <w:rPr>
@@ -803,7 +803,7 @@
           <w:szCs w:val="20"/>
           <w:color w:val="404040"/>
         </w:rPr>
-        <w:t>6</w:t>
+        <w:t>7</w:t>
       </w:r>
       <w:r>
         <w:rPr>
@@ -868,7 +868,7 @@
           <w:sz w:val="21"/>
           <w:szCs w:val="21"/>
         </w:rPr>
-        <w:t>7</w:t>
+        <w:t>9</w:t>
       </w:r>
       <w:r>
         <w:rPr>
@@ -939,7 +939,7 @@
           <w:szCs w:val="20"/>
           <w:color w:val="404040"/>
         </w:rPr>
-        <w:t>7</w:t>
+        <w:t>9</w:t>
       </w:r>
       <w:r>
         <w:rPr>
@@ -1011,7 +1011,7 @@
           <w:szCs w:val="20"/>
           <w:color w:val="404040"/>
         </w:rPr>
-        <w:t>7</w:t>
+        <w:t>9</w:t>
       </w:r>
       <w:r>
         <w:rPr>
@@ -1083,7 +1083,7 @@
           <w:szCs w:val="20"/>
           <w:color w:val="404040"/>
         </w:rPr>
-        <w:t>7</w:t>
+        <w:t>10</w:t>
       </w:r>
       <w:r>
         <w:rPr>
@@ -1155,7 +1155,7 @@
           <w:szCs w:val="20"/>
           <w:color w:val="404040"/>
         </w:rPr>
-        <w:t>8</w:t>
+        <w:t>10</w:t>
       </w:r>
       <w:r>
         <w:rPr>
@@ -1227,7 +1227,7 @@
           <w:szCs w:val="20"/>
           <w:color w:val="404040"/>
         </w:rPr>
-        <w:t>9</w:t>
+        <w:t>11</w:t>
       </w:r>
       <w:r>
         <w:rPr>
@@ -1299,7 +1299,7 @@
           <w:szCs w:val="20"/>
           <w:color w:val="404040"/>
         </w:rPr>
-        <w:t>9</w:t>
+        <w:t>11</w:t>
       </w:r>
       <w:r>
         <w:rPr>
@@ -1371,7 +1371,7 @@
           <w:szCs w:val="20"/>
           <w:color w:val="404040"/>
         </w:rPr>
-        <w:t>10</w:t>
+        <w:t>12</w:t>
       </w:r>
       <w:r>
         <w:rPr>
@@ -1443,7 +1443,7 @@
           <w:szCs w:val="20"/>
           <w:color w:val="404040"/>
         </w:rPr>
-        <w:t>11</w:t>
+        <w:t>14</w:t>
       </w:r>
       <w:r>
         <w:rPr>
@@ -1508,7 +1508,7 @@
           <w:sz w:val="21"/>
           <w:szCs w:val="21"/>
         </w:rPr>
-        <w:t>12</w:t>
+        <w:t>15</w:t>
       </w:r>
       <w:r>
         <w:rPr>
@@ -1572,7 +1572,7 @@
           <w:sz w:val="21"/>
           <w:szCs w:val="21"/>
         </w:rPr>
-        <w:t>14</w:t>
+        <w:t>17</w:t>
       </w:r>
       <w:r>
         <w:rPr>
@@ -1636,7 +1636,7 @@
           <w:sz w:val="21"/>
           <w:szCs w:val="21"/>
         </w:rPr>
-        <w:t>16</w:t>
+        <w:t>19</w:t>
       </w:r>
       <w:r>
         <w:rPr>
@@ -1700,7 +1700,7 @@
           <w:sz w:val="21"/>
           <w:szCs w:val="21"/>
         </w:rPr>
-        <w:t>17</w:t>
+        <w:t>21</w:t>
       </w:r>
       <w:r>
         <w:rPr>
@@ -1764,7 +1764,7 @@
           <w:sz w:val="21"/>
           <w:szCs w:val="21"/>
         </w:rPr>
-        <w:t>18</w:t>
+        <w:t>22</w:t>
       </w:r>
       <w:r>
         <w:rPr>
@@ -1884,6 +1884,66 @@
           <w:szCs w:val="20"/>
         </w:rPr>
         <w:t xml:space="preserve">なお、本提案は仕様書に定める成果品（アンケート調査報告書、関係団体等調査及び庁内関係課調査のとりまとめ資料、計画策定委員会等の運営支援等）の作成を対象とし、計画書本体（素案）の執筆は本業務の範囲外であるものと理解しております。本業務で整理する調査結果・課題整理資料は、計画書本体の検討に直接活用できる形式で取りまとめます。</w:t>
+      </w:r>
+    </w:p>
+    <w:p>
+      <w:pPr>
+        <w:spacing w:after="80" w:before="140"/>
+      </w:pPr>
+      <w:r>
+        <w:rPr>
+          <w:rFonts w:ascii="Yu Gothic" w:cs="Yu Gothic" w:eastAsia="Yu Gothic" w:hAnsi="Yu Gothic"/>
+          <w:b/>
+          <w:bCs/>
+          <w:color w:val="1F4E78"/>
+          <w:sz w:val="20"/>
+          <w:szCs w:val="20"/>
+        </w:rPr>
+        <w:t xml:space="preserve">■図1　本業務の全体像と業務範囲</w:t>
+      </w:r>
+    </w:p>
+    <w:p>
+      <w:pPr>
+        <w:spacing w:after="140" w:before="20"/>
+        <w:jc w:val="center"/>
+        <w:keepLines/>
+      </w:pPr>
+      <w:r>
+        <w:drawing>
+          <wp:inline distT="0" distB="0" distL="0" distR="0">
+            <wp:extent cx="5914390" cy="696583"/>
+            <wp:effectExtent l="0" t="0" r="0" b="0"/>
+            <wp:docPr id="301" name="図1" descr="国の指針の整理から現状分析と評価、課題の特定、調査の設計と実施、委員会での討議を経て令和9年度の計画策定につながる流れを示した図"/>
+            <wp:cNvGraphicFramePr>
+              <a:graphicFrameLocks xmlns:a="http://schemas.openxmlformats.org/drawingml/2006/main" noChangeAspect="1"/>
+            </wp:cNvGraphicFramePr>
+            <a:graphic xmlns:a="http://schemas.openxmlformats.org/drawingml/2006/main">
+              <a:graphicData uri="http://schemas.openxmlformats.org/drawingml/2006/picture">
+                <pic:pic xmlns:pic="http://schemas.openxmlformats.org/drawingml/2006/picture">
+                  <pic:nvPicPr>
+                    <pic:cNvPr id="301" name="図1"/>
+                    <pic:cNvPicPr/>
+                  </pic:nvPicPr>
+                  <pic:blipFill>
+                    <a:blip r:embed="rId200"/>
+                    <a:stretch>
+                      <a:fillRect/>
+                    </a:stretch>
+                  </pic:blipFill>
+                  <pic:spPr>
+                    <a:xfrm>
+                      <a:off x="0" y="0"/>
+                      <a:ext cx="5914390" cy="696583"/>
+                    </a:xfrm>
+                    <a:prstGeom prst="rect">
+                      <a:avLst/>
+                    </a:prstGeom>
+                  </pic:spPr>
+                </pic:pic>
+              </a:graphicData>
+            </a:graphic>
+          </wp:inline>
+        </w:drawing>
       </w:r>
     </w:p>
     <w:p>
@@ -2464,20 +2524,6 @@
     </w:p>
     <w:p>
       <w:pPr>
-        <w:spacing w:after="140" w:line="300"/>
-        <w:jc w:val="left"/>
-      </w:pPr>
-      <w:r>
-        <w:rPr>
-          <w:rFonts w:ascii="Yu Gothic" w:cs="Yu Gothic" w:eastAsia="Yu Gothic" w:hAnsi="Yu Gothic"/>
-          <w:sz w:val="20"/>
-          <w:szCs w:val="20"/>
-        </w:rPr>
-        <w:t xml:space="preserve">本提案書は、この基本方針を、国が次期計画に求める事項の整理（2章）、足寄町の現状と前回計画・前回調査の評価（3章）、そこで特定した課題に対応する調査設計（4章）、調査結果の委員会での活用（5章）という順序で具体化する構成としています。</w:t>
-      </w:r>
-    </w:p>
-    <w:p>
-      <w:pPr>
         <w:pageBreakBefore/>
         <w:pBdr>
           <w:bottom w:val="single" w:color="1F4E78" w:sz="6" w:space="4"/>
@@ -2539,7 +2585,67 @@
           <w:sz w:val="20"/>
           <w:szCs w:val="20"/>
         </w:rPr>
-        <w:t xml:space="preserve">地域福祉計画は、社会福祉法第107条に基づき福祉各分野に共通する事項を定める計画として位置付けられています。国は「地域共生社会の実現に向けた地域福祉の推進について」（平成29年局長連名通知、令和3年3月31日改正）において、包括的な支援体制の整備や、自殺対策の効果的な展開も視野に入れた支援体制の在り方などを、地域福祉計画に盛り込むべき事項として示しています。あわせて、孤独・孤立対策推進法（令和6年4月施行）、障害者差別解消法の改正による事業者の合理的配慮の義務化（令和6年4月）など、第2期計画の期間中に施行された新たな法制度への対応も、第3期計画の論点となります。本業務では、これらの国の動向を調査項目・庁内調査項目に落とし込み、次期計画の検討材料として整理します。</w:t>
+        <w:t xml:space="preserve">地域福祉計画は、社会福祉法第107条に基づき福祉各分野に共通する事項を定める計画として位置付けられています。国は「地域共生社会の実現に向けた地域福祉の推進について」（平成29年局長連名通知、令和3年3月31日改正）において、包括的な支援体制の整備や、自殺対策の効果的な展開も視野に入れた支援体制の在り方などを、地域福祉計画に盛り込むべき事項として示しています。あわせて、孤独・孤立対策推進法（令和6年4月施行）、障害者差別解消法の改正による事業者の合理的配慮の義務化（令和6年4月）など、第2期計画の期間中に施行された新たな法制度への対応も、第3期計画の論点となります。</w:t>
+      </w:r>
+    </w:p>
+    <w:p>
+      <w:pPr>
+        <w:spacing w:after="80" w:before="140"/>
+      </w:pPr>
+      <w:r>
+        <w:rPr>
+          <w:rFonts w:ascii="Yu Gothic" w:cs="Yu Gothic" w:eastAsia="Yu Gothic" w:hAnsi="Yu Gothic"/>
+          <w:b/>
+          <w:bCs/>
+          <w:color w:val="1F4E78"/>
+          <w:sz w:val="20"/>
+          <w:szCs w:val="20"/>
+        </w:rPr>
+        <w:t xml:space="preserve">■図2　第2期計画の期間中に動いた地域福祉分野の国の動向</w:t>
+      </w:r>
+    </w:p>
+    <w:p>
+      <w:pPr>
+        <w:spacing w:after="140" w:before="20"/>
+        <w:jc w:val="center"/>
+        <w:keepLines/>
+      </w:pPr>
+      <w:r>
+        <w:drawing>
+          <wp:inline distT="0" distB="0" distL="0" distR="0">
+            <wp:extent cx="5914390" cy="1251879"/>
+            <wp:effectExtent l="0" t="0" r="0" b="0"/>
+            <wp:docPr id="302" name="図2" descr="社会福祉法第107条、平成29年局長連名通知、孤独・孤立対策推進法、障害者差別解消法の改正を並べた図"/>
+            <wp:cNvGraphicFramePr>
+              <a:graphicFrameLocks xmlns:a="http://schemas.openxmlformats.org/drawingml/2006/main" noChangeAspect="1"/>
+            </wp:cNvGraphicFramePr>
+            <a:graphic xmlns:a="http://schemas.openxmlformats.org/drawingml/2006/main">
+              <a:graphicData uri="http://schemas.openxmlformats.org/drawingml/2006/picture">
+                <pic:pic xmlns:pic="http://schemas.openxmlformats.org/drawingml/2006/picture">
+                  <pic:nvPicPr>
+                    <pic:cNvPr id="302" name="図2"/>
+                    <pic:cNvPicPr/>
+                  </pic:nvPicPr>
+                  <pic:blipFill>
+                    <a:blip r:embed="rId201"/>
+                    <a:stretch>
+                      <a:fillRect/>
+                    </a:stretch>
+                  </pic:blipFill>
+                  <pic:spPr>
+                    <a:xfrm>
+                      <a:off x="0" y="0"/>
+                      <a:ext cx="5914390" cy="1251879"/>
+                    </a:xfrm>
+                    <a:prstGeom prst="rect">
+                      <a:avLst/>
+                    </a:prstGeom>
+                  </pic:spPr>
+                </pic:pic>
+              </a:graphicData>
+            </a:graphic>
+          </wp:inline>
+        </w:drawing>
       </w:r>
     </w:p>
     <w:p>
@@ -3213,6 +3319,66 @@
           <w:szCs w:val="20"/>
         </w:rPr>
         <w:t xml:space="preserve">一言で言うと：前回の計画と前回のアンケート調査を、それぞれ何がどこまでできていたのかという観点で点検し、第3期計画で手当てすべき課題を6つの領域に整理して、4章の調査設計に引き渡す章です。</w:t>
+      </w:r>
+    </w:p>
+    <w:p>
+      <w:pPr>
+        <w:spacing w:after="80" w:before="140"/>
+      </w:pPr>
+      <w:r>
+        <w:rPr>
+          <w:rFonts w:ascii="Yu Gothic" w:cs="Yu Gothic" w:eastAsia="Yu Gothic" w:hAnsi="Yu Gothic"/>
+          <w:b/>
+          <w:bCs/>
+          <w:color w:val="1F4E78"/>
+          <w:sz w:val="20"/>
+          <w:szCs w:val="20"/>
+        </w:rPr>
+        <w:t xml:space="preserve">■図3　評価から6つの課題領域が導かれるまで</w:t>
+      </w:r>
+    </w:p>
+    <w:p>
+      <w:pPr>
+        <w:spacing w:after="140" w:before="20"/>
+        <w:jc w:val="center"/>
+        <w:keepLines/>
+      </w:pPr>
+      <w:r>
+        <w:drawing>
+          <wp:inline distT="0" distB="0" distL="0" distR="0">
+            <wp:extent cx="5914390" cy="2086465"/>
+            <wp:effectExtent l="0" t="0" r="0" b="0"/>
+            <wp:docPr id="303" name="図3" descr="前回計画と前回調査の3つの評価から6つの課題領域が導かれる流れを示した図"/>
+            <wp:cNvGraphicFramePr>
+              <a:graphicFrameLocks xmlns:a="http://schemas.openxmlformats.org/drawingml/2006/main" noChangeAspect="1"/>
+            </wp:cNvGraphicFramePr>
+            <a:graphic xmlns:a="http://schemas.openxmlformats.org/drawingml/2006/main">
+              <a:graphicData uri="http://schemas.openxmlformats.org/drawingml/2006/picture">
+                <pic:pic xmlns:pic="http://schemas.openxmlformats.org/drawingml/2006/picture">
+                  <pic:nvPicPr>
+                    <pic:cNvPr id="303" name="図3"/>
+                    <pic:cNvPicPr/>
+                  </pic:nvPicPr>
+                  <pic:blipFill>
+                    <a:blip r:embed="rId202"/>
+                    <a:stretch>
+                      <a:fillRect/>
+                    </a:stretch>
+                  </pic:blipFill>
+                  <pic:spPr>
+                    <a:xfrm>
+                      <a:off x="0" y="0"/>
+                      <a:ext cx="5914390" cy="2086465"/>
+                    </a:xfrm>
+                    <a:prstGeom prst="rect">
+                      <a:avLst/>
+                    </a:prstGeom>
+                  </pic:spPr>
+                </pic:pic>
+              </a:graphicData>
+            </a:graphic>
+          </wp:inline>
+        </w:drawing>
       </w:r>
     </w:p>
     <w:p>
@@ -6616,6 +6782,66 @@
           <w:sz w:val="20"/>
           <w:szCs w:val="20"/>
         </w:rPr>
+        <w:t xml:space="preserve">■図4　回答者構成の偏りと、設問による影響の違い</w:t>
+      </w:r>
+    </w:p>
+    <w:p>
+      <w:pPr>
+        <w:spacing w:after="140" w:before="20"/>
+        <w:jc w:val="center"/>
+        <w:keepLines/>
+      </w:pPr>
+      <w:r>
+        <w:drawing>
+          <wp:inline distT="0" distB="0" distL="0" distR="0">
+            <wp:extent cx="5914390" cy="2957195"/>
+            <wp:effectExtent l="0" t="0" r="0" b="0"/>
+            <wp:docPr id="304" name="図4" descr="回答者の70歳以上比率44.1%と人口の約35%の比較、および設問ごとの年代差を示した図"/>
+            <wp:cNvGraphicFramePr>
+              <a:graphicFrameLocks xmlns:a="http://schemas.openxmlformats.org/drawingml/2006/main" noChangeAspect="1"/>
+            </wp:cNvGraphicFramePr>
+            <a:graphic xmlns:a="http://schemas.openxmlformats.org/drawingml/2006/main">
+              <a:graphicData uri="http://schemas.openxmlformats.org/drawingml/2006/picture">
+                <pic:pic xmlns:pic="http://schemas.openxmlformats.org/drawingml/2006/picture">
+                  <pic:nvPicPr>
+                    <pic:cNvPr id="304" name="図4"/>
+                    <pic:cNvPicPr/>
+                  </pic:nvPicPr>
+                  <pic:blipFill>
+                    <a:blip r:embed="rId203"/>
+                    <a:stretch>
+                      <a:fillRect/>
+                    </a:stretch>
+                  </pic:blipFill>
+                  <pic:spPr>
+                    <a:xfrm>
+                      <a:off x="0" y="0"/>
+                      <a:ext cx="5914390" cy="2957195"/>
+                    </a:xfrm>
+                    <a:prstGeom prst="rect">
+                      <a:avLst/>
+                    </a:prstGeom>
+                  </pic:spPr>
+                </pic:pic>
+              </a:graphicData>
+            </a:graphic>
+          </wp:inline>
+        </w:drawing>
+      </w:r>
+    </w:p>
+    <w:p>
+      <w:pPr>
+        <w:spacing w:after="80" w:before="140"/>
+      </w:pPr>
+      <w:r>
+        <w:rPr>
+          <w:rFonts w:ascii="Yu Gothic" w:cs="Yu Gothic" w:eastAsia="Yu Gothic" w:hAnsi="Yu Gothic"/>
+          <w:b/>
+          <w:bCs/>
+          <w:color w:val="1F4E78"/>
+          <w:sz w:val="20"/>
+          <w:szCs w:val="20"/>
+        </w:rPr>
         <w:t xml:space="preserve">■回答数が少ない集計単位の取扱い</w:t>
       </w:r>
     </w:p>
@@ -7581,6 +7807,66 @@
           <w:szCs w:val="20"/>
         </w:rPr>
         <w:t xml:space="preserve">調査項目の検討にあたっては、①新たに追加する項目、②前回設問の記載を見直す項目、③既存項目のうち削除・簡略化を委員会にお諮りする項目の3つに区分して整理します。総設問数を増やさないことを原則とし、新規項目の追加と既存項目の見直し・削除候補の提示をセットでご提案し、最終的な採否は委員会でご判断いただきます。</w:t>
+      </w:r>
+    </w:p>
+    <w:p>
+      <w:pPr>
+        <w:spacing w:after="80" w:before="140"/>
+      </w:pPr>
+      <w:r>
+        <w:rPr>
+          <w:rFonts w:ascii="Yu Gothic" w:cs="Yu Gothic" w:eastAsia="Yu Gothic" w:hAnsi="Yu Gothic"/>
+          <w:b/>
+          <w:bCs/>
+          <w:color w:val="1F4E78"/>
+          <w:sz w:val="20"/>
+          <w:szCs w:val="20"/>
+        </w:rPr>
+        <w:t xml:space="preserve">■図5　3つの調査の役割分担</w:t>
+      </w:r>
+    </w:p>
+    <w:p>
+      <w:pPr>
+        <w:spacing w:after="140" w:before="20"/>
+        <w:jc w:val="center"/>
+        <w:keepLines/>
+      </w:pPr>
+      <w:r>
+        <w:drawing>
+          <wp:inline distT="0" distB="0" distL="0" distR="0">
+            <wp:extent cx="5914390" cy="2073322"/>
+            <wp:effectExtent l="0" t="0" r="0" b="0"/>
+            <wp:docPr id="305" name="図5" descr="町民アンケート・障がい者アンケート・庁内および関係団体調査で何を把握するかを示した図"/>
+            <wp:cNvGraphicFramePr>
+              <a:graphicFrameLocks xmlns:a="http://schemas.openxmlformats.org/drawingml/2006/main" noChangeAspect="1"/>
+            </wp:cNvGraphicFramePr>
+            <a:graphic xmlns:a="http://schemas.openxmlformats.org/drawingml/2006/main">
+              <a:graphicData uri="http://schemas.openxmlformats.org/drawingml/2006/picture">
+                <pic:pic xmlns:pic="http://schemas.openxmlformats.org/drawingml/2006/picture">
+                  <pic:nvPicPr>
+                    <pic:cNvPr id="305" name="図5"/>
+                    <pic:cNvPicPr/>
+                  </pic:nvPicPr>
+                  <pic:blipFill>
+                    <a:blip r:embed="rId204"/>
+                    <a:stretch>
+                      <a:fillRect/>
+                    </a:stretch>
+                  </pic:blipFill>
+                  <pic:spPr>
+                    <a:xfrm>
+                      <a:off x="0" y="0"/>
+                      <a:ext cx="5914390" cy="2073322"/>
+                    </a:xfrm>
+                    <a:prstGeom prst="rect">
+                      <a:avLst/>
+                    </a:prstGeom>
+                  </pic:spPr>
+                </pic:pic>
+              </a:graphicData>
+            </a:graphic>
+          </wp:inline>
+        </w:drawing>
       </w:r>
     </w:p>
     <w:p>
@@ -8665,6 +8951,66 @@
     </w:p>
     <w:p>
       <w:pPr>
+        <w:spacing w:after="80" w:before="140"/>
+      </w:pPr>
+      <w:r>
+        <w:rPr>
+          <w:rFonts w:ascii="Yu Gothic" w:cs="Yu Gothic" w:eastAsia="Yu Gothic" w:hAnsi="Yu Gothic"/>
+          <w:b/>
+          <w:bCs/>
+          <w:color w:val="1F4E78"/>
+          <w:sz w:val="20"/>
+          <w:szCs w:val="20"/>
+        </w:rPr>
+        <w:t xml:space="preserve">■図6　層化抽出とウェイト集計の役割の違い</w:t>
+      </w:r>
+    </w:p>
+    <w:p>
+      <w:pPr>
+        <w:spacing w:after="140" w:before="20"/>
+        <w:jc w:val="center"/>
+        <w:keepLines/>
+      </w:pPr>
+      <w:r>
+        <w:drawing>
+          <wp:inline distT="0" distB="0" distL="0" distR="0">
+            <wp:extent cx="5914390" cy="1823603"/>
+            <wp:effectExtent l="0" t="0" r="0" b="0"/>
+            <wp:docPr id="306" name="図6" descr="配布の設計である層化抽出と、集計の設計である二段階ウェイトバック集計の役割の違いを示した図"/>
+            <wp:cNvGraphicFramePr>
+              <a:graphicFrameLocks xmlns:a="http://schemas.openxmlformats.org/drawingml/2006/main" noChangeAspect="1"/>
+            </wp:cNvGraphicFramePr>
+            <a:graphic xmlns:a="http://schemas.openxmlformats.org/drawingml/2006/main">
+              <a:graphicData uri="http://schemas.openxmlformats.org/drawingml/2006/picture">
+                <pic:pic xmlns:pic="http://schemas.openxmlformats.org/drawingml/2006/picture">
+                  <pic:nvPicPr>
+                    <pic:cNvPr id="306" name="図6"/>
+                    <pic:cNvPicPr/>
+                  </pic:nvPicPr>
+                  <pic:blipFill>
+                    <a:blip r:embed="rId205"/>
+                    <a:stretch>
+                      <a:fillRect/>
+                    </a:stretch>
+                  </pic:blipFill>
+                  <pic:spPr>
+                    <a:xfrm>
+                      <a:off x="0" y="0"/>
+                      <a:ext cx="5914390" cy="1823603"/>
+                    </a:xfrm>
+                    <a:prstGeom prst="rect">
+                      <a:avLst/>
+                    </a:prstGeom>
+                  </pic:spPr>
+                </pic:pic>
+              </a:graphicData>
+            </a:graphic>
+          </wp:inline>
+        </w:drawing>
+      </w:r>
+    </w:p>
+    <w:p>
+      <w:pPr>
         <w:spacing w:after="100" w:before="220"/>
       </w:pPr>
       <w:bookmarkStart w:id="914" w:name="_Toc_s4_4"/>
@@ -12952,6 +13298,66 @@
           <w:szCs w:val="20"/>
         </w:rPr>
         <w:t xml:space="preserve">・次期計画策定作業への申し送り事項の整理</w:t>
+      </w:r>
+    </w:p>
+    <w:p>
+      <w:pPr>
+        <w:spacing w:after="80" w:before="140"/>
+      </w:pPr>
+      <w:r>
+        <w:rPr>
+          <w:rFonts w:ascii="Yu Gothic" w:cs="Yu Gothic" w:eastAsia="Yu Gothic" w:hAnsi="Yu Gothic"/>
+          <w:b/>
+          <w:bCs/>
+          <w:color w:val="1F4E78"/>
+          <w:sz w:val="20"/>
+          <w:szCs w:val="20"/>
+        </w:rPr>
+        <w:t xml:space="preserve">■図7　委員会運営支援の流れと資料構成</w:t>
+      </w:r>
+    </w:p>
+    <w:p>
+      <w:pPr>
+        <w:spacing w:after="140" w:before="20"/>
+        <w:jc w:val="center"/>
+        <w:keepLines/>
+      </w:pPr>
+      <w:r>
+        <w:drawing>
+          <wp:inline distT="0" distB="0" distL="0" distR="0">
+            <wp:extent cx="5914390" cy="1587027"/>
+            <wp:effectExtent l="0" t="0" r="0" b="0"/>
+            <wp:docPr id="307" name="図7" descr="契約から履行期限までの工程のうち、第1回と第2回の委員会の位置づけと資料構成を示した図"/>
+            <wp:cNvGraphicFramePr>
+              <a:graphicFrameLocks xmlns:a="http://schemas.openxmlformats.org/drawingml/2006/main" noChangeAspect="1"/>
+            </wp:cNvGraphicFramePr>
+            <a:graphic xmlns:a="http://schemas.openxmlformats.org/drawingml/2006/main">
+              <a:graphicData uri="http://schemas.openxmlformats.org/drawingml/2006/picture">
+                <pic:pic xmlns:pic="http://schemas.openxmlformats.org/drawingml/2006/picture">
+                  <pic:nvPicPr>
+                    <pic:cNvPr id="307" name="図7"/>
+                    <pic:cNvPicPr/>
+                  </pic:nvPicPr>
+                  <pic:blipFill>
+                    <a:blip r:embed="rId206"/>
+                    <a:stretch>
+                      <a:fillRect/>
+                    </a:stretch>
+                  </pic:blipFill>
+                  <pic:spPr>
+                    <a:xfrm>
+                      <a:off x="0" y="0"/>
+                      <a:ext cx="5914390" cy="1587027"/>
+                    </a:xfrm>
+                    <a:prstGeom prst="rect">
+                      <a:avLst/>
+                    </a:prstGeom>
+                  </pic:spPr>
+                </pic:pic>
+              </a:graphicData>
+            </a:graphic>
+          </wp:inline>
+        </w:drawing>
       </w:r>
     </w:p>
     <w:p>
@@ -16220,6 +16626,66 @@
     </w:p>
     <w:p>
       <w:pPr>
+        <w:spacing w:after="80" w:before="140"/>
+      </w:pPr>
+      <w:r>
+        <w:rPr>
+          <w:rFonts w:ascii="Yu Gothic" w:cs="Yu Gothic" w:eastAsia="Yu Gothic" w:hAnsi="Yu Gothic"/>
+          <w:b/>
+          <w:bCs/>
+          <w:color w:val="1F4E78"/>
+          <w:sz w:val="20"/>
+          <w:szCs w:val="20"/>
+        </w:rPr>
+        <w:t xml:space="preserve">■図8　成果品が仕上がるまでの流れ（ダブルチェック）</w:t>
+      </w:r>
+    </w:p>
+    <w:p>
+      <w:pPr>
+        <w:spacing w:after="140" w:before="20"/>
+        <w:jc w:val="center"/>
+        <w:keepLines/>
+      </w:pPr>
+      <w:r>
+        <w:drawing>
+          <wp:inline distT="0" distB="0" distL="0" distR="0">
+            <wp:extent cx="5914390" cy="1146734"/>
+            <wp:effectExtent l="0" t="0" r="0" b="0"/>
+            <wp:docPr id="308" name="図8" descr="作成、照査、内部品質確認、納品の順に成果品が仕上がる流れを示した図"/>
+            <wp:cNvGraphicFramePr>
+              <a:graphicFrameLocks xmlns:a="http://schemas.openxmlformats.org/drawingml/2006/main" noChangeAspect="1"/>
+            </wp:cNvGraphicFramePr>
+            <a:graphic xmlns:a="http://schemas.openxmlformats.org/drawingml/2006/main">
+              <a:graphicData uri="http://schemas.openxmlformats.org/drawingml/2006/picture">
+                <pic:pic xmlns:pic="http://schemas.openxmlformats.org/drawingml/2006/picture">
+                  <pic:nvPicPr>
+                    <pic:cNvPr id="308" name="図8"/>
+                    <pic:cNvPicPr/>
+                  </pic:nvPicPr>
+                  <pic:blipFill>
+                    <a:blip r:embed="rId207"/>
+                    <a:stretch>
+                      <a:fillRect/>
+                    </a:stretch>
+                  </pic:blipFill>
+                  <pic:spPr>
+                    <a:xfrm>
+                      <a:off x="0" y="0"/>
+                      <a:ext cx="5914390" cy="1146734"/>
+                    </a:xfrm>
+                    <a:prstGeom prst="rect">
+                      <a:avLst/>
+                    </a:prstGeom>
+                  </pic:spPr>
+                </pic:pic>
+              </a:graphicData>
+            </a:graphic>
+          </wp:inline>
+        </w:drawing>
+      </w:r>
+    </w:p>
+    <w:p>
+      <w:pPr>
         <w:pageBreakBefore/>
         <w:pBdr>
           <w:bottom w:val="single" w:color="1F4E78" w:sz="6" w:space="4"/>
@@ -16252,6 +16718,66 @@
           <w:szCs w:val="20"/>
         </w:rPr>
         <w:t xml:space="preserve">以上を踏まえ、本提案における差別化のポイントを6点に整理します。いずれも委託上限額の範囲内で実施可能な内容としてご提案します。</w:t>
+      </w:r>
+    </w:p>
+    <w:p>
+      <w:pPr>
+        <w:spacing w:after="80" w:before="140"/>
+      </w:pPr>
+      <w:r>
+        <w:rPr>
+          <w:rFonts w:ascii="Yu Gothic" w:cs="Yu Gothic" w:eastAsia="Yu Gothic" w:hAnsi="Yu Gothic"/>
+          <w:b/>
+          <w:bCs/>
+          <w:color w:val="1F4E78"/>
+          <w:sz w:val="20"/>
+          <w:szCs w:val="20"/>
+        </w:rPr>
+        <w:t xml:space="preserve">■図9　独自提案が効く工程</w:t>
+      </w:r>
+    </w:p>
+    <w:p>
+      <w:pPr>
+        <w:spacing w:after="140" w:before="20"/>
+        <w:jc w:val="center"/>
+        <w:keepLines/>
+      </w:pPr>
+      <w:r>
+        <w:drawing>
+          <wp:inline distT="0" distB="0" distL="0" distR="0">
+            <wp:extent cx="5914390" cy="2178466"/>
+            <wp:effectExtent l="0" t="0" r="0" b="0"/>
+            <wp:docPr id="309" name="図9" descr="6つの独自提案が業務のどの工程を強化するかを示した図"/>
+            <wp:cNvGraphicFramePr>
+              <a:graphicFrameLocks xmlns:a="http://schemas.openxmlformats.org/drawingml/2006/main" noChangeAspect="1"/>
+            </wp:cNvGraphicFramePr>
+            <a:graphic xmlns:a="http://schemas.openxmlformats.org/drawingml/2006/main">
+              <a:graphicData uri="http://schemas.openxmlformats.org/drawingml/2006/picture">
+                <pic:pic xmlns:pic="http://schemas.openxmlformats.org/drawingml/2006/picture">
+                  <pic:nvPicPr>
+                    <pic:cNvPr id="309" name="図9"/>
+                    <pic:cNvPicPr/>
+                  </pic:nvPicPr>
+                  <pic:blipFill>
+                    <a:blip r:embed="rId208"/>
+                    <a:stretch>
+                      <a:fillRect/>
+                    </a:stretch>
+                  </pic:blipFill>
+                  <pic:spPr>
+                    <a:xfrm>
+                      <a:off x="0" y="0"/>
+                      <a:ext cx="5914390" cy="2178466"/>
+                    </a:xfrm>
+                    <a:prstGeom prst="rect">
+                      <a:avLst/>
+                    </a:prstGeom>
+                  </pic:spPr>
+                </pic:pic>
+              </a:graphicData>
+            </a:graphic>
+          </wp:inline>
+        </w:drawing>
       </w:r>
     </w:p>
     <w:p>
